--- a/PP-salygos/templates/PRIEDAI_LT_SANDORIS.docx
+++ b/PP-salygos/templates/PRIEDAI_LT_SANDORIS.docx
@@ -939,10 +939,12 @@
       </w:pPr>
     </w:p>
     <w:sectPr>
-      <w:footerReference w:type="even" r:id="rId6"/>
-      <w:footerReference w:type="default" r:id="rId7"/>
-      <w:headerReference w:type="first" r:id="rId8"/>
-      <w:footerReference w:type="first" r:id="rId9"/>
+      <w:headerReference w:type="even" r:id="rId6"/>
+      <w:headerReference w:type="default" r:id="rId7"/>
+      <w:footerReference w:type="even" r:id="rId8"/>
+      <w:footerReference w:type="default" r:id="rId9"/>
+      <w:headerReference w:type="first" r:id="rId10"/>
+      <w:footerReference w:type="first" r:id="rId11"/>
       <w:pgSz w:w="11906" w:h="16838" w:code="9"/>
       <w:pgMar w:top="1134" w:right="1134" w:bottom="1134" w:left="1701" w:header="709" w:footer="567" w:gutter="0"/>
       <w:pgNumType w:start="1"/>
@@ -1072,6 +1074,113 @@
 </file>
 
 <file path=word/header1.xml><?xml version="1.0" encoding="utf-8"?>
+<w:hdr xmlns:wpc="http://schemas.microsoft.com/office/word/2010/wordprocessingCanvas" xmlns:cx="http://schemas.microsoft.com/office/drawing/2014/chartex" xmlns:cx1="http://schemas.microsoft.com/office/drawing/2015/9/8/chartex" xmlns:cx2="http://schemas.microsoft.com/office/drawing/2015/10/21/chartex" xmlns:cx3="http://schemas.microsoft.com/office/drawing/2016/5/9/chartex" xmlns:cx4="http://schemas.microsoft.com/office/drawing/2016/5/10/chartex" xmlns:cx5="http://schemas.microsoft.com/office/drawing/2016/5/11/chartex" xmlns:cx6="http://schemas.microsoft.com/office/drawing/2016/5/12/chartex" xmlns:cx7="http://schemas.microsoft.com/office/drawing/2016/5/13/chartex" xmlns:cx8="http://schemas.microsoft.com/office/drawing/2016/5/14/chartex" xmlns:mc="http://schemas.openxmlformats.org/markup-compatibility/2006" xmlns:aink="http://schemas.microsoft.com/office/drawing/2016/ink" xmlns:am3d="http://schemas.microsoft.com/office/drawing/2017/model3d" xmlns:o="urn:schemas-microsoft-com:office:office" xmlns:oel="http://schemas.microsoft.com/office/2019/extlst" xmlns:r="http://schemas.openxmlformats.org/officeDocument/2006/relationships" xmlns:m="http://schemas.openxmlformats.org/officeDocument/2006/math" xmlns:v="urn:schemas-microsoft-com:vml" xmlns:wp14="http://schemas.microsoft.com/office/word/2010/wordprocessingDrawing" xmlns:wp="http://schemas.openxmlformats.org/drawingml/2006/wordprocessingDrawing" xmlns:w10="urn:schemas-microsoft-com:office:word" xmlns:w="http://schemas.openxmlformats.org/wordprocessingml/2006/main" xmlns:w14="http://schemas.microsoft.com/office/word/2010/wordml" xmlns:w15="http://schemas.microsoft.com/office/word/2012/wordml" xmlns:w16cex="http://schemas.microsoft.com/office/word/2018/wordml/cex" xmlns:w16cid="http://schemas.microsoft.com/office/word/2016/wordml/cid" xmlns:w16="http://schemas.microsoft.com/office/word/2018/wordml" xmlns:w16du="http://schemas.microsoft.com/office/word/2023/wordml/word16du" xmlns:w16sdtdh="http://schemas.microsoft.com/office/word/2020/wordml/sdtdatahash" xmlns:w16sdtfl="http://schemas.microsoft.com/office/word/2024/wordml/sdtformatlock" xmlns:w16se="http://schemas.microsoft.com/office/word/2015/wordml/symex" xmlns:wpg="http://schemas.microsoft.com/office/word/2010/wordprocessingGroup" xmlns:wpi="http://schemas.microsoft.com/office/word/2010/wordprocessingInk" xmlns:wne="http://schemas.microsoft.com/office/word/2006/wordml" xmlns:wps="http://schemas.microsoft.com/office/word/2010/wordprocessingShape" mc:Ignorable="w14 w15 w16se w16cid w16 w16cex w16sdtdh w16sdtfl w16du wp14">
+  <w:p>
+    <w:pPr>
+      <w:framePr w:wrap="auto" w:vAnchor="text" w:hAnchor="margin" w:xAlign="center" w:y="1"/>
+      <w:tabs>
+        <w:tab w:val="center" w:pos="4153"/>
+        <w:tab w:val="right" w:pos="8306"/>
+      </w:tabs>
+      <w:rPr>
+        <w:lang w:eastAsia="lt-LT"/>
+      </w:rPr>
+    </w:pPr>
+    <w:r>
+      <w:rPr>
+        <w:lang w:eastAsia="lt-LT"/>
+      </w:rPr>
+      <w:fldChar w:fldCharType="begin"/>
+    </w:r>
+    <w:r>
+      <w:rPr>
+        <w:lang w:eastAsia="lt-LT"/>
+      </w:rPr>
+      <w:instrText xml:space="preserve">PAGE  </w:instrText>
+    </w:r>
+    <w:r>
+      <w:rPr>
+        <w:lang w:eastAsia="lt-LT"/>
+      </w:rPr>
+      <w:fldChar w:fldCharType="end"/>
+    </w:r>
+  </w:p>
+  <w:p>
+    <w:pPr>
+      <w:tabs>
+        <w:tab w:val="center" w:pos="4153"/>
+        <w:tab w:val="right" w:pos="8306"/>
+      </w:tabs>
+      <w:rPr>
+        <w:lang w:eastAsia="lt-LT"/>
+      </w:rPr>
+    </w:pPr>
+  </w:p>
+</w:hdr>
+</file>
+
+<file path=word/header2.xml><?xml version="1.0" encoding="utf-8"?>
+<w:hdr xmlns:wpc="http://schemas.microsoft.com/office/word/2010/wordprocessingCanvas" xmlns:cx="http://schemas.microsoft.com/office/drawing/2014/chartex" xmlns:cx1="http://schemas.microsoft.com/office/drawing/2015/9/8/chartex" xmlns:cx2="http://schemas.microsoft.com/office/drawing/2015/10/21/chartex" xmlns:cx3="http://schemas.microsoft.com/office/drawing/2016/5/9/chartex" xmlns:cx4="http://schemas.microsoft.com/office/drawing/2016/5/10/chartex" xmlns:cx5="http://schemas.microsoft.com/office/drawing/2016/5/11/chartex" xmlns:cx6="http://schemas.microsoft.com/office/drawing/2016/5/12/chartex" xmlns:cx7="http://schemas.microsoft.com/office/drawing/2016/5/13/chartex" xmlns:cx8="http://schemas.microsoft.com/office/drawing/2016/5/14/chartex" xmlns:mc="http://schemas.openxmlformats.org/markup-compatibility/2006" xmlns:aink="http://schemas.microsoft.com/office/drawing/2016/ink" xmlns:am3d="http://schemas.microsoft.com/office/drawing/2017/model3d" xmlns:o="urn:schemas-microsoft-com:office:office" xmlns:oel="http://schemas.microsoft.com/office/2019/extlst" xmlns:r="http://schemas.openxmlformats.org/officeDocument/2006/relationships" xmlns:m="http://schemas.openxmlformats.org/officeDocument/2006/math" xmlns:v="urn:schemas-microsoft-com:vml" xmlns:wp14="http://schemas.microsoft.com/office/word/2010/wordprocessingDrawing" xmlns:wp="http://schemas.openxmlformats.org/drawingml/2006/wordprocessingDrawing" xmlns:w10="urn:schemas-microsoft-com:office:word" xmlns:w="http://schemas.openxmlformats.org/wordprocessingml/2006/main" xmlns:w14="http://schemas.microsoft.com/office/word/2010/wordml" xmlns:w15="http://schemas.microsoft.com/office/word/2012/wordml" xmlns:w16cex="http://schemas.microsoft.com/office/word/2018/wordml/cex" xmlns:w16cid="http://schemas.microsoft.com/office/word/2016/wordml/cid" xmlns:w16="http://schemas.microsoft.com/office/word/2018/wordml" xmlns:w16du="http://schemas.microsoft.com/office/word/2023/wordml/word16du" xmlns:w16sdtdh="http://schemas.microsoft.com/office/word/2020/wordml/sdtdatahash" xmlns:w16sdtfl="http://schemas.microsoft.com/office/word/2024/wordml/sdtformatlock" xmlns:w16se="http://schemas.microsoft.com/office/word/2015/wordml/symex" xmlns:wpg="http://schemas.microsoft.com/office/word/2010/wordprocessingGroup" xmlns:wpi="http://schemas.microsoft.com/office/word/2010/wordprocessingInk" xmlns:wne="http://schemas.microsoft.com/office/word/2006/wordml" xmlns:wps="http://schemas.microsoft.com/office/word/2010/wordprocessingShape" mc:Ignorable="w14 w15 w16se w16cid w16 w16cex w16sdtdh w16sdtfl w16du wp14">
+  <w:sdt>
+    <w:sdtPr>
+      <w:id w:val="-647126820"/>
+      <w:docPartObj>
+        <w:docPartGallery w:val="Page Numbers (Top of Page)"/>
+        <w:docPartUnique/>
+      </w:docPartObj>
+    </w:sdtPr>
+    <w:sdtEndPr>
+      <w:rPr>
+        <w:rFonts w:ascii="Times New Roman" w:hAnsi="Times New Roman"/>
+      </w:rPr>
+    </w:sdtEndPr>
+    <w:sdtContent>
+      <w:p>
+        <w:pPr>
+          <w:pStyle w:val="Header"/>
+          <w:jc w:val="center"/>
+          <w:rPr>
+            <w:rFonts w:ascii="Times New Roman" w:hAnsi="Times New Roman"/>
+          </w:rPr>
+        </w:pPr>
+        <w:r>
+          <w:rPr>
+            <w:rFonts w:ascii="Times New Roman" w:hAnsi="Times New Roman"/>
+          </w:rPr>
+          <w:fldChar w:fldCharType="begin"/>
+        </w:r>
+        <w:r>
+          <w:rPr>
+            <w:rFonts w:ascii="Times New Roman" w:hAnsi="Times New Roman"/>
+          </w:rPr>
+          <w:instrText>PAGE   \* MERGEFORMAT</w:instrText>
+        </w:r>
+        <w:r>
+          <w:rPr>
+            <w:rFonts w:ascii="Times New Roman" w:hAnsi="Times New Roman"/>
+          </w:rPr>
+          <w:fldChar w:fldCharType="separate"/>
+        </w:r>
+        <w:r>
+          <w:rPr>
+            <w:rFonts w:ascii="Times New Roman" w:hAnsi="Times New Roman"/>
+            <w:noProof/>
+          </w:rPr>
+          <w:t>2</w:t>
+        </w:r>
+        <w:r>
+          <w:rPr>
+            <w:rFonts w:ascii="Times New Roman" w:hAnsi="Times New Roman"/>
+          </w:rPr>
+          <w:fldChar w:fldCharType="end"/>
+        </w:r>
+      </w:p>
+    </w:sdtContent>
+  </w:sdt>
+</w:hdr>
+</file>
+
+<file path=word/header3.xml><?xml version="1.0" encoding="utf-8"?>
 <w:hdr xmlns:wpc="http://schemas.microsoft.com/office/word/2010/wordprocessingCanvas" xmlns:cx="http://schemas.microsoft.com/office/drawing/2014/chartex" xmlns:cx1="http://schemas.microsoft.com/office/drawing/2015/9/8/chartex" xmlns:cx2="http://schemas.microsoft.com/office/drawing/2015/10/21/chartex" xmlns:cx3="http://schemas.microsoft.com/office/drawing/2016/5/9/chartex" xmlns:cx4="http://schemas.microsoft.com/office/drawing/2016/5/10/chartex" xmlns:cx5="http://schemas.microsoft.com/office/drawing/2016/5/11/chartex" xmlns:cx6="http://schemas.microsoft.com/office/drawing/2016/5/12/chartex" xmlns:cx7="http://schemas.microsoft.com/office/drawing/2016/5/13/chartex" xmlns:cx8="http://schemas.microsoft.com/office/drawing/2016/5/14/chartex" xmlns:mc="http://schemas.openxmlformats.org/markup-compatibility/2006" xmlns:aink="http://schemas.microsoft.com/office/drawing/2016/ink" xmlns:am3d="http://schemas.microsoft.com/office/drawing/2017/model3d" xmlns:o="urn:schemas-microsoft-com:office:office" xmlns:oel="http://schemas.microsoft.com/office/2019/extlst" xmlns:r="http://schemas.openxmlformats.org/officeDocument/2006/relationships" xmlns:m="http://schemas.openxmlformats.org/officeDocument/2006/math" xmlns:v="urn:schemas-microsoft-com:vml" xmlns:wp14="http://schemas.microsoft.com/office/word/2010/wordprocessingDrawing" xmlns:wp="http://schemas.openxmlformats.org/drawingml/2006/wordprocessingDrawing" xmlns:w10="urn:schemas-microsoft-com:office:word" xmlns:w="http://schemas.openxmlformats.org/wordprocessingml/2006/main" xmlns:w14="http://schemas.microsoft.com/office/word/2010/wordml" xmlns:w15="http://schemas.microsoft.com/office/word/2012/wordml" xmlns:w16cex="http://schemas.microsoft.com/office/word/2018/wordml/cex" xmlns:w16cid="http://schemas.microsoft.com/office/word/2016/wordml/cid" xmlns:w16="http://schemas.microsoft.com/office/word/2018/wordml" xmlns:w16du="http://schemas.microsoft.com/office/word/2023/wordml/word16du" xmlns:w16sdtdh="http://schemas.microsoft.com/office/word/2020/wordml/sdtdatahash" xmlns:w16sdtfl="http://schemas.microsoft.com/office/word/2024/wordml/sdtformatlock" xmlns:w16se="http://schemas.microsoft.com/office/word/2015/wordml/symex" xmlns:wpg="http://schemas.microsoft.com/office/word/2010/wordprocessingGroup" xmlns:wpi="http://schemas.microsoft.com/office/word/2010/wordprocessingInk" xmlns:wne="http://schemas.microsoft.com/office/word/2006/wordml" xmlns:wps="http://schemas.microsoft.com/office/word/2010/wordprocessingShape" mc:Ignorable="w14 w15 w16se w16cid w16 w16cex w16sdtdh w16sdtfl w16du wp14">
   <w:p>
     <w:pPr>

--- a/PP-salygos/templates/PRIEDAI_LT_SANDORIS.docx
+++ b/PP-salygos/templates/PRIEDAI_LT_SANDORIS.docx
@@ -657,7 +657,7 @@
               <w:rPr>
                 <w:lang w:eastAsia="lt-LT"/>
               </w:rPr>
-              <w:t xml:space="preserve">.  </w:t>
+              <w:t xml:space="preserve">. </w:t>
             </w:r>
             <w:r>
               <w:rPr>
@@ -691,7 +691,7 @@
                 <w:lang w:eastAsia="lt-LT"/>
               </w:rPr>
               <w:lastRenderedPageBreak/>
-              <w:t>10. Duomenys apie tai, ar sandorio šalis / subtiekėjas arba jų galutiniai savininkai, kurie tiesiogiai ir  (ar) netiesiogiai kontroliuoja sandorio šalį / subtiekėją, įsiteisėjusiu teismo nuosprendžiu yra pripažinti kaltais dėl labai sunkaus, sunkaus ar apysunkio nusikaltimo pagal Lietuvos Respublikos baudžiamąjį kodeksą ar dėl nusikaltimo pagal užsienio valstybių baudžiamuosius įstatymus, atitinkančio Baudžiamojo kodekso specialiojoje dalyje nurodytus labai sunkaus, sunkaus ar apysunkio nusikaltimo požymius, ir už padarytą nusikaltimą nėra išnykęs ar panaikintas teistumas arba dėl tokio nusikaltimo padarymo vykdomas baudžiamasis persekiojimas</w:t>
+              <w:t>10. Duomenys apie tai, ar sandorio šalis / subtiekėjas arba jų galutiniai savininkai, kurie tiesiogiai ir (ar) netiesiogiai kontroliuoja sandorio šalį / subtiekėją, įsiteisėjusiu teismo nuosprendžiu yra pripažinti kaltais dėl labai sunkaus, sunkaus ar apysunkio nusikaltimo pagal Lietuvos Respublikos baudžiamąjį kodeksą ar dėl nusikaltimo pagal užsienio valstybių baudžiamuosius įstatymus, atitinkančio Baudžiamojo kodekso specialiojoje dalyje nurodytus labai sunkaus, sunkaus ar apysunkio nusikaltimo požymius, ir už padarytą nusikaltimą nėra išnykęs ar panaikintas teistumas arba dėl tokio nusikaltimo padarymo vykdomas baudžiamasis persekiojimas</w:t>
             </w:r>
           </w:p>
         </w:tc>
